--- a/E-Sport Szervezői Felület Dokumentáció.docx
+++ b/E-Sport Szervezői Felület Dokumentáció.docx
@@ -164,13 +164,23 @@
         </w:rPr>
         <w:t xml:space="preserve">  </w:t>
       </w:r>
-      <w:r>
-        <w:rPr>
-          <w:rFonts w:ascii="Times New Roman" w:hAnsi="Times New Roman" w:cs="Times New Roman"/>
-          <w:sz w:val="28"/>
-          <w:szCs w:val="28"/>
-        </w:rPr>
-        <w:t>Gedovics Krisztián(14/D)</w:t>
+      <w:proofErr w:type="spellStart"/>
+      <w:r>
+        <w:rPr>
+          <w:rFonts w:ascii="Times New Roman" w:hAnsi="Times New Roman" w:cs="Times New Roman"/>
+          <w:sz w:val="28"/>
+          <w:szCs w:val="28"/>
+        </w:rPr>
+        <w:t>Gedovics</w:t>
+      </w:r>
+      <w:proofErr w:type="spellEnd"/>
+      <w:r>
+        <w:rPr>
+          <w:rFonts w:ascii="Times New Roman" w:hAnsi="Times New Roman" w:cs="Times New Roman"/>
+          <w:sz w:val="28"/>
+          <w:szCs w:val="28"/>
+        </w:rPr>
+        <w:t xml:space="preserve"> Krisztián(14/D)</w:t>
       </w:r>
     </w:p>
     <w:p>
@@ -506,7 +516,43 @@
           <w:sz w:val="28"/>
           <w:szCs w:val="28"/>
         </w:rPr>
-        <w:t>A regisztrált szervezők eseményeket és azokon belül versenyeket hozhatnak létre. Ezekhez különböző attribútumokat állíthatnak be (pl. jelentkezés kezdete, vége, verseny kezdete, vége, helyszín, név, kép). A szervezők kezelik a jelentkezéseket: elfogadhatják vagy elutasíthatják azokat. Minden szervező csak a saját maga által létrehozott eseményeket, versenyeket és meccseket szerkesztheti. A jelentkezés lezárultával meccseket szervezhet, azaz kijelölheti, mely csapatok játszanak egymással. A szervezők bannolhatnak felhasználókat vagy feloldhatják a tiltást. Lehetőségük van jelszó visszaállítást kérni emailen keresztül, valamint saját adataikat is módosíthatják.</w:t>
+        <w:t xml:space="preserve">A regisztrált szervezők eseményeket és azokon belül versenyeket hozhatnak létre. Ezekhez különböző attribútumokat állíthatnak be (pl. jelentkezés kezdete, vége, verseny kezdete, vége, helyszín, név, kép). A szervezők kezelik a jelentkezéseket: elfogadhatják vagy elutasíthatják azokat. Minden szervező csak a saját maga által létrehozott eseményeket, versenyeket és meccseket szerkesztheti. A jelentkezés </w:t>
+      </w:r>
+      <w:proofErr w:type="spellStart"/>
+      <w:r>
+        <w:rPr>
+          <w:rFonts w:ascii="Times New Roman" w:hAnsi="Times New Roman" w:cs="Times New Roman"/>
+          <w:sz w:val="28"/>
+          <w:szCs w:val="28"/>
+        </w:rPr>
+        <w:t>lezárultával</w:t>
+      </w:r>
+      <w:proofErr w:type="spellEnd"/>
+      <w:r>
+        <w:rPr>
+          <w:rFonts w:ascii="Times New Roman" w:hAnsi="Times New Roman" w:cs="Times New Roman"/>
+          <w:sz w:val="28"/>
+          <w:szCs w:val="28"/>
+        </w:rPr>
+        <w:t xml:space="preserve"> meccseket szervezhet, azaz kijelölheti, mely csapatok játszanak egymással. A szervezők </w:t>
+      </w:r>
+      <w:proofErr w:type="spellStart"/>
+      <w:r>
+        <w:rPr>
+          <w:rFonts w:ascii="Times New Roman" w:hAnsi="Times New Roman" w:cs="Times New Roman"/>
+          <w:sz w:val="28"/>
+          <w:szCs w:val="28"/>
+        </w:rPr>
+        <w:t>bannolhatnak</w:t>
+      </w:r>
+      <w:proofErr w:type="spellEnd"/>
+      <w:r>
+        <w:rPr>
+          <w:rFonts w:ascii="Times New Roman" w:hAnsi="Times New Roman" w:cs="Times New Roman"/>
+          <w:sz w:val="28"/>
+          <w:szCs w:val="28"/>
+        </w:rPr>
+        <w:t xml:space="preserve"> felhasználókat vagy feloldhatják a tiltást. Lehetőségük van jelszó visszaállítást kérni emailen keresztül, valamint saját adataikat is módosíthatják.</w:t>
       </w:r>
     </w:p>
     <w:p>
@@ -758,7 +804,25 @@
           <w:sz w:val="28"/>
           <w:szCs w:val="28"/>
         </w:rPr>
-        <w:t>A főoldalon az iskola Twitch csatornájának beágyazott élő közvetítése megtekinthető.</w:t>
+        <w:t xml:space="preserve">A főoldalon az iskola </w:t>
+      </w:r>
+      <w:proofErr w:type="spellStart"/>
+      <w:r>
+        <w:rPr>
+          <w:rFonts w:ascii="Times New Roman" w:hAnsi="Times New Roman" w:cs="Times New Roman"/>
+          <w:sz w:val="28"/>
+          <w:szCs w:val="28"/>
+        </w:rPr>
+        <w:t>Twitch</w:t>
+      </w:r>
+      <w:proofErr w:type="spellEnd"/>
+      <w:r>
+        <w:rPr>
+          <w:rFonts w:ascii="Times New Roman" w:hAnsi="Times New Roman" w:cs="Times New Roman"/>
+          <w:sz w:val="28"/>
+          <w:szCs w:val="28"/>
+        </w:rPr>
+        <w:t xml:space="preserve"> csatornájának beágyazott élő közvetítése megtekinthető.</w:t>
       </w:r>
     </w:p>
     <w:p>
@@ -887,13 +951,41 @@
           <w:szCs w:val="28"/>
         </w:rPr>
       </w:pPr>
-      <w:r>
-        <w:rPr>
-          <w:rFonts w:ascii="Times New Roman" w:hAnsi="Times New Roman" w:cs="Times New Roman"/>
-          <w:sz w:val="28"/>
-          <w:szCs w:val="28"/>
-        </w:rPr>
-        <w:t xml:space="preserve">MySQL (MariaDB) </w:t>
+      <w:proofErr w:type="spellStart"/>
+      <w:r>
+        <w:rPr>
+          <w:rFonts w:ascii="Times New Roman" w:hAnsi="Times New Roman" w:cs="Times New Roman"/>
+          <w:sz w:val="28"/>
+          <w:szCs w:val="28"/>
+        </w:rPr>
+        <w:t>MySQL</w:t>
+      </w:r>
+      <w:proofErr w:type="spellEnd"/>
+      <w:r>
+        <w:rPr>
+          <w:rFonts w:ascii="Times New Roman" w:hAnsi="Times New Roman" w:cs="Times New Roman"/>
+          <w:sz w:val="28"/>
+          <w:szCs w:val="28"/>
+        </w:rPr>
+        <w:t xml:space="preserve"> (</w:t>
+      </w:r>
+      <w:proofErr w:type="spellStart"/>
+      <w:r>
+        <w:rPr>
+          <w:rFonts w:ascii="Times New Roman" w:hAnsi="Times New Roman" w:cs="Times New Roman"/>
+          <w:sz w:val="28"/>
+          <w:szCs w:val="28"/>
+        </w:rPr>
+        <w:t>MariaDB</w:t>
+      </w:r>
+      <w:proofErr w:type="spellEnd"/>
+      <w:r>
+        <w:rPr>
+          <w:rFonts w:ascii="Times New Roman" w:hAnsi="Times New Roman" w:cs="Times New Roman"/>
+          <w:sz w:val="28"/>
+          <w:szCs w:val="28"/>
+        </w:rPr>
+        <w:t xml:space="preserve">) </w:t>
       </w:r>
       <w:r>
         <w:rPr>
@@ -1009,6 +1101,7 @@
           <w:szCs w:val="28"/>
         </w:rPr>
       </w:pPr>
+      <w:proofErr w:type="spellStart"/>
       <w:r>
         <w:rPr>
           <w:rFonts w:ascii="Times New Roman" w:hAnsi="Times New Roman" w:cs="Times New Roman"/>
@@ -1017,6 +1110,7 @@
         </w:rPr>
         <w:t>Cors</w:t>
       </w:r>
+      <w:proofErr w:type="spellEnd"/>
     </w:p>
     <w:p>
       <w:pPr>
@@ -1033,13 +1127,59 @@
           <w:szCs w:val="28"/>
         </w:rPr>
       </w:pPr>
-      <w:r>
-        <w:rPr>
-          <w:rFonts w:ascii="Times New Roman" w:hAnsi="Times New Roman" w:cs="Times New Roman"/>
-          <w:sz w:val="28"/>
-          <w:szCs w:val="28"/>
-        </w:rPr>
-        <w:t>Prisma ORM (Object-Relational Mapping)</w:t>
+      <w:proofErr w:type="spellStart"/>
+      <w:r>
+        <w:rPr>
+          <w:rFonts w:ascii="Times New Roman" w:hAnsi="Times New Roman" w:cs="Times New Roman"/>
+          <w:sz w:val="28"/>
+          <w:szCs w:val="28"/>
+        </w:rPr>
+        <w:t>Prisma</w:t>
+      </w:r>
+      <w:proofErr w:type="spellEnd"/>
+      <w:r>
+        <w:rPr>
+          <w:rFonts w:ascii="Times New Roman" w:hAnsi="Times New Roman" w:cs="Times New Roman"/>
+          <w:sz w:val="28"/>
+          <w:szCs w:val="28"/>
+        </w:rPr>
+        <w:t xml:space="preserve"> ORM (</w:t>
+      </w:r>
+      <w:proofErr w:type="spellStart"/>
+      <w:r>
+        <w:rPr>
+          <w:rFonts w:ascii="Times New Roman" w:hAnsi="Times New Roman" w:cs="Times New Roman"/>
+          <w:sz w:val="28"/>
+          <w:szCs w:val="28"/>
+        </w:rPr>
+        <w:t>Object-Relational</w:t>
+      </w:r>
+      <w:proofErr w:type="spellEnd"/>
+      <w:r>
+        <w:rPr>
+          <w:rFonts w:ascii="Times New Roman" w:hAnsi="Times New Roman" w:cs="Times New Roman"/>
+          <w:sz w:val="28"/>
+          <w:szCs w:val="28"/>
+        </w:rPr>
+        <w:t xml:space="preserve"> </w:t>
+      </w:r>
+      <w:proofErr w:type="spellStart"/>
+      <w:r>
+        <w:rPr>
+          <w:rFonts w:ascii="Times New Roman" w:hAnsi="Times New Roman" w:cs="Times New Roman"/>
+          <w:sz w:val="28"/>
+          <w:szCs w:val="28"/>
+        </w:rPr>
+        <w:t>Mapping</w:t>
+      </w:r>
+      <w:proofErr w:type="spellEnd"/>
+      <w:r>
+        <w:rPr>
+          <w:rFonts w:ascii="Times New Roman" w:hAnsi="Times New Roman" w:cs="Times New Roman"/>
+          <w:sz w:val="28"/>
+          <w:szCs w:val="28"/>
+        </w:rPr>
+        <w:t>)</w:t>
       </w:r>
     </w:p>
     <w:p>
@@ -1057,13 +1197,23 @@
           <w:szCs w:val="28"/>
         </w:rPr>
       </w:pPr>
-      <w:r>
-        <w:rPr>
-          <w:rFonts w:ascii="Times New Roman" w:hAnsi="Times New Roman" w:cs="Times New Roman"/>
-          <w:sz w:val="28"/>
-          <w:szCs w:val="28"/>
-        </w:rPr>
-        <w:t>Nodemailer (e-mail levelezés)</w:t>
+      <w:proofErr w:type="spellStart"/>
+      <w:r>
+        <w:rPr>
+          <w:rFonts w:ascii="Times New Roman" w:hAnsi="Times New Roman" w:cs="Times New Roman"/>
+          <w:sz w:val="28"/>
+          <w:szCs w:val="28"/>
+        </w:rPr>
+        <w:t>Nodemailer</w:t>
+      </w:r>
+      <w:proofErr w:type="spellEnd"/>
+      <w:r>
+        <w:rPr>
+          <w:rFonts w:ascii="Times New Roman" w:hAnsi="Times New Roman" w:cs="Times New Roman"/>
+          <w:sz w:val="28"/>
+          <w:szCs w:val="28"/>
+        </w:rPr>
+        <w:t xml:space="preserve"> (e-mail levelezés)</w:t>
       </w:r>
     </w:p>
     <w:p>
@@ -1081,13 +1231,41 @@
           <w:szCs w:val="28"/>
         </w:rPr>
       </w:pPr>
-      <w:r>
-        <w:rPr>
-          <w:rFonts w:ascii="Times New Roman" w:hAnsi="Times New Roman" w:cs="Times New Roman"/>
-          <w:sz w:val="28"/>
-          <w:szCs w:val="28"/>
-        </w:rPr>
-        <w:t>Bcryptjs (visszafejthetetlen hash titkosítás)</w:t>
+      <w:proofErr w:type="spellStart"/>
+      <w:r>
+        <w:rPr>
+          <w:rFonts w:ascii="Times New Roman" w:hAnsi="Times New Roman" w:cs="Times New Roman"/>
+          <w:sz w:val="28"/>
+          <w:szCs w:val="28"/>
+        </w:rPr>
+        <w:t>Bcryptjs</w:t>
+      </w:r>
+      <w:proofErr w:type="spellEnd"/>
+      <w:r>
+        <w:rPr>
+          <w:rFonts w:ascii="Times New Roman" w:hAnsi="Times New Roman" w:cs="Times New Roman"/>
+          <w:sz w:val="28"/>
+          <w:szCs w:val="28"/>
+        </w:rPr>
+        <w:t xml:space="preserve"> (visszafejthetetlen </w:t>
+      </w:r>
+      <w:proofErr w:type="spellStart"/>
+      <w:r>
+        <w:rPr>
+          <w:rFonts w:ascii="Times New Roman" w:hAnsi="Times New Roman" w:cs="Times New Roman"/>
+          <w:sz w:val="28"/>
+          <w:szCs w:val="28"/>
+        </w:rPr>
+        <w:t>hash</w:t>
+      </w:r>
+      <w:proofErr w:type="spellEnd"/>
+      <w:r>
+        <w:rPr>
+          <w:rFonts w:ascii="Times New Roman" w:hAnsi="Times New Roman" w:cs="Times New Roman"/>
+          <w:sz w:val="28"/>
+          <w:szCs w:val="28"/>
+        </w:rPr>
+        <w:t xml:space="preserve"> titkosítás)</w:t>
       </w:r>
     </w:p>
     <w:p>
@@ -1105,13 +1283,23 @@
           <w:szCs w:val="28"/>
         </w:rPr>
       </w:pPr>
-      <w:r>
-        <w:rPr>
-          <w:rFonts w:ascii="Times New Roman" w:hAnsi="Times New Roman" w:cs="Times New Roman"/>
-          <w:sz w:val="28"/>
-          <w:szCs w:val="28"/>
-        </w:rPr>
-        <w:t>Multer (médiafájl feltöltés, jelenleg kép)</w:t>
+      <w:proofErr w:type="spellStart"/>
+      <w:r>
+        <w:rPr>
+          <w:rFonts w:ascii="Times New Roman" w:hAnsi="Times New Roman" w:cs="Times New Roman"/>
+          <w:sz w:val="28"/>
+          <w:szCs w:val="28"/>
+        </w:rPr>
+        <w:t>Multer</w:t>
+      </w:r>
+      <w:proofErr w:type="spellEnd"/>
+      <w:r>
+        <w:rPr>
+          <w:rFonts w:ascii="Times New Roman" w:hAnsi="Times New Roman" w:cs="Times New Roman"/>
+          <w:sz w:val="28"/>
+          <w:szCs w:val="28"/>
+        </w:rPr>
+        <w:t xml:space="preserve"> (médiafájl feltöltés, jelenleg kép)</w:t>
       </w:r>
     </w:p>
     <w:p>
@@ -1129,6 +1317,7 @@
           <w:szCs w:val="28"/>
         </w:rPr>
       </w:pPr>
+      <w:proofErr w:type="spellStart"/>
       <w:r>
         <w:rPr>
           <w:rFonts w:ascii="Times New Roman" w:hAnsi="Times New Roman" w:cs="Times New Roman"/>
@@ -1137,6 +1326,7 @@
         </w:rPr>
         <w:t>Node-cron</w:t>
       </w:r>
+      <w:proofErr w:type="spellEnd"/>
       <w:r>
         <w:rPr>
           <w:rFonts w:ascii="Times New Roman" w:hAnsi="Times New Roman" w:cs="Times New Roman"/>
@@ -1177,13 +1367,23 @@
           <w:szCs w:val="28"/>
         </w:rPr>
       </w:pPr>
-      <w:r>
-        <w:rPr>
-          <w:rFonts w:ascii="Times New Roman" w:hAnsi="Times New Roman" w:cs="Times New Roman"/>
-          <w:sz w:val="28"/>
-          <w:szCs w:val="28"/>
-        </w:rPr>
-        <w:t>Dotenv (környezeti változók)</w:t>
+      <w:proofErr w:type="spellStart"/>
+      <w:r>
+        <w:rPr>
+          <w:rFonts w:ascii="Times New Roman" w:hAnsi="Times New Roman" w:cs="Times New Roman"/>
+          <w:sz w:val="28"/>
+          <w:szCs w:val="28"/>
+        </w:rPr>
+        <w:t>Dotenv</w:t>
+      </w:r>
+      <w:proofErr w:type="spellEnd"/>
+      <w:r>
+        <w:rPr>
+          <w:rFonts w:ascii="Times New Roman" w:hAnsi="Times New Roman" w:cs="Times New Roman"/>
+          <w:sz w:val="28"/>
+          <w:szCs w:val="28"/>
+        </w:rPr>
+        <w:t xml:space="preserve"> (környezeti változók)</w:t>
       </w:r>
     </w:p>
     <w:p>
@@ -1225,13 +1425,23 @@
           <w:szCs w:val="28"/>
         </w:rPr>
       </w:pPr>
-      <w:r>
-        <w:rPr>
-          <w:rFonts w:ascii="Times New Roman" w:hAnsi="Times New Roman" w:cs="Times New Roman"/>
-          <w:sz w:val="28"/>
-          <w:szCs w:val="28"/>
-        </w:rPr>
-        <w:t xml:space="preserve">Nodemon (fejlesztésnél automatikus </w:t>
+      <w:proofErr w:type="spellStart"/>
+      <w:r>
+        <w:rPr>
+          <w:rFonts w:ascii="Times New Roman" w:hAnsi="Times New Roman" w:cs="Times New Roman"/>
+          <w:sz w:val="28"/>
+          <w:szCs w:val="28"/>
+        </w:rPr>
+        <w:t>Nodemon</w:t>
+      </w:r>
+      <w:proofErr w:type="spellEnd"/>
+      <w:r>
+        <w:rPr>
+          <w:rFonts w:ascii="Times New Roman" w:hAnsi="Times New Roman" w:cs="Times New Roman"/>
+          <w:sz w:val="28"/>
+          <w:szCs w:val="28"/>
+        </w:rPr>
+        <w:t xml:space="preserve"> (fejlesztésnél automatikus </w:t>
       </w:r>
       <w:r>
         <w:rPr>
@@ -1265,13 +1475,41 @@
           <w:szCs w:val="28"/>
         </w:rPr>
       </w:pPr>
-      <w:r>
-        <w:rPr>
-          <w:rFonts w:ascii="Times New Roman" w:hAnsi="Times New Roman" w:cs="Times New Roman"/>
-          <w:sz w:val="28"/>
-          <w:szCs w:val="28"/>
-        </w:rPr>
-        <w:t>Middleware használat (felhasználói autentikáció)</w:t>
+      <w:proofErr w:type="spellStart"/>
+      <w:r>
+        <w:rPr>
+          <w:rFonts w:ascii="Times New Roman" w:hAnsi="Times New Roman" w:cs="Times New Roman"/>
+          <w:sz w:val="28"/>
+          <w:szCs w:val="28"/>
+        </w:rPr>
+        <w:t>Middleware</w:t>
+      </w:r>
+      <w:proofErr w:type="spellEnd"/>
+      <w:r>
+        <w:rPr>
+          <w:rFonts w:ascii="Times New Roman" w:hAnsi="Times New Roman" w:cs="Times New Roman"/>
+          <w:sz w:val="28"/>
+          <w:szCs w:val="28"/>
+        </w:rPr>
+        <w:t xml:space="preserve"> használat (felhasználói </w:t>
+      </w:r>
+      <w:proofErr w:type="spellStart"/>
+      <w:r>
+        <w:rPr>
+          <w:rFonts w:ascii="Times New Roman" w:hAnsi="Times New Roman" w:cs="Times New Roman"/>
+          <w:sz w:val="28"/>
+          <w:szCs w:val="28"/>
+        </w:rPr>
+        <w:t>autentikáció</w:t>
+      </w:r>
+      <w:proofErr w:type="spellEnd"/>
+      <w:r>
+        <w:rPr>
+          <w:rFonts w:ascii="Times New Roman" w:hAnsi="Times New Roman" w:cs="Times New Roman"/>
+          <w:sz w:val="28"/>
+          <w:szCs w:val="28"/>
+        </w:rPr>
+        <w:t>)</w:t>
       </w:r>
       <w:r>
         <w:rPr>
@@ -1357,6 +1595,7 @@
           <w:szCs w:val="28"/>
         </w:rPr>
       </w:pPr>
+      <w:proofErr w:type="spellStart"/>
       <w:r>
         <w:rPr>
           <w:rFonts w:ascii="Times New Roman" w:hAnsi="Times New Roman" w:cs="Times New Roman"/>
@@ -1365,6 +1604,7 @@
         </w:rPr>
         <w:t>React-Vite</w:t>
       </w:r>
+      <w:proofErr w:type="spellEnd"/>
     </w:p>
     <w:p>
       <w:pPr>
@@ -1381,13 +1621,23 @@
           <w:szCs w:val="28"/>
         </w:rPr>
       </w:pPr>
-      <w:r>
-        <w:rPr>
-          <w:rFonts w:ascii="Times New Roman" w:hAnsi="Times New Roman" w:cs="Times New Roman"/>
-          <w:sz w:val="28"/>
-          <w:szCs w:val="28"/>
-        </w:rPr>
-        <w:t>React Router DOM</w:t>
+      <w:proofErr w:type="spellStart"/>
+      <w:r>
+        <w:rPr>
+          <w:rFonts w:ascii="Times New Roman" w:hAnsi="Times New Roman" w:cs="Times New Roman"/>
+          <w:sz w:val="28"/>
+          <w:szCs w:val="28"/>
+        </w:rPr>
+        <w:t>React</w:t>
+      </w:r>
+      <w:proofErr w:type="spellEnd"/>
+      <w:r>
+        <w:rPr>
+          <w:rFonts w:ascii="Times New Roman" w:hAnsi="Times New Roman" w:cs="Times New Roman"/>
+          <w:sz w:val="28"/>
+          <w:szCs w:val="28"/>
+        </w:rPr>
+        <w:t xml:space="preserve"> Router DOM</w:t>
       </w:r>
     </w:p>
     <w:p>
@@ -1405,6 +1655,7 @@
           <w:szCs w:val="28"/>
         </w:rPr>
       </w:pPr>
+      <w:proofErr w:type="spellStart"/>
       <w:r>
         <w:rPr>
           <w:rFonts w:ascii="Times New Roman" w:hAnsi="Times New Roman" w:cs="Times New Roman"/>
@@ -1413,6 +1664,7 @@
         </w:rPr>
         <w:t>TailwindCSS</w:t>
       </w:r>
+      <w:proofErr w:type="spellEnd"/>
     </w:p>
     <w:p>
       <w:pPr>
@@ -1429,6 +1681,7 @@
           <w:szCs w:val="28"/>
         </w:rPr>
       </w:pPr>
+      <w:proofErr w:type="spellStart"/>
       <w:r>
         <w:rPr>
           <w:rFonts w:ascii="Times New Roman" w:hAnsi="Times New Roman" w:cs="Times New Roman"/>
@@ -1437,6 +1690,7 @@
         </w:rPr>
         <w:t>DaisyUI</w:t>
       </w:r>
+      <w:proofErr w:type="spellEnd"/>
     </w:p>
     <w:p>
       <w:pPr>
@@ -1453,14 +1707,34 @@
           <w:szCs w:val="28"/>
         </w:rPr>
       </w:pPr>
-      <w:r>
-        <w:rPr>
-          <w:rFonts w:ascii="Times New Roman" w:hAnsi="Times New Roman" w:cs="Times New Roman"/>
-          <w:sz w:val="28"/>
-          <w:szCs w:val="28"/>
-        </w:rPr>
-        <w:t>React Toastify</w:t>
-      </w:r>
+      <w:proofErr w:type="spellStart"/>
+      <w:r>
+        <w:rPr>
+          <w:rFonts w:ascii="Times New Roman" w:hAnsi="Times New Roman" w:cs="Times New Roman"/>
+          <w:sz w:val="28"/>
+          <w:szCs w:val="28"/>
+        </w:rPr>
+        <w:t>React</w:t>
+      </w:r>
+      <w:proofErr w:type="spellEnd"/>
+      <w:r>
+        <w:rPr>
+          <w:rFonts w:ascii="Times New Roman" w:hAnsi="Times New Roman" w:cs="Times New Roman"/>
+          <w:sz w:val="28"/>
+          <w:szCs w:val="28"/>
+        </w:rPr>
+        <w:t xml:space="preserve"> </w:t>
+      </w:r>
+      <w:proofErr w:type="spellStart"/>
+      <w:r>
+        <w:rPr>
+          <w:rFonts w:ascii="Times New Roman" w:hAnsi="Times New Roman" w:cs="Times New Roman"/>
+          <w:sz w:val="28"/>
+          <w:szCs w:val="28"/>
+        </w:rPr>
+        <w:t>Toastify</w:t>
+      </w:r>
+      <w:proofErr w:type="spellEnd"/>
     </w:p>
     <w:p>
       <w:pPr>
@@ -1477,14 +1751,34 @@
           <w:szCs w:val="28"/>
         </w:rPr>
       </w:pPr>
-      <w:r>
-        <w:rPr>
-          <w:rFonts w:ascii="Times New Roman" w:hAnsi="Times New Roman" w:cs="Times New Roman"/>
-          <w:sz w:val="28"/>
-          <w:szCs w:val="28"/>
-        </w:rPr>
-        <w:t>React Icons</w:t>
-      </w:r>
+      <w:proofErr w:type="spellStart"/>
+      <w:r>
+        <w:rPr>
+          <w:rFonts w:ascii="Times New Roman" w:hAnsi="Times New Roman" w:cs="Times New Roman"/>
+          <w:sz w:val="28"/>
+          <w:szCs w:val="28"/>
+        </w:rPr>
+        <w:t>React</w:t>
+      </w:r>
+      <w:proofErr w:type="spellEnd"/>
+      <w:r>
+        <w:rPr>
+          <w:rFonts w:ascii="Times New Roman" w:hAnsi="Times New Roman" w:cs="Times New Roman"/>
+          <w:sz w:val="28"/>
+          <w:szCs w:val="28"/>
+        </w:rPr>
+        <w:t xml:space="preserve"> </w:t>
+      </w:r>
+      <w:proofErr w:type="spellStart"/>
+      <w:r>
+        <w:rPr>
+          <w:rFonts w:ascii="Times New Roman" w:hAnsi="Times New Roman" w:cs="Times New Roman"/>
+          <w:sz w:val="28"/>
+          <w:szCs w:val="28"/>
+        </w:rPr>
+        <w:t>Icons</w:t>
+      </w:r>
+      <w:proofErr w:type="spellEnd"/>
     </w:p>
     <w:p>
       <w:pPr>
@@ -1499,13 +1793,59 @@
           <w:szCs w:val="28"/>
         </w:rPr>
       </w:pPr>
-      <w:r>
-        <w:rPr>
-          <w:rFonts w:ascii="Times New Roman" w:hAnsi="Times New Roman" w:cs="Times New Roman"/>
-          <w:sz w:val="28"/>
-          <w:szCs w:val="28"/>
-        </w:rPr>
-        <w:t>React Twitch Embed Video</w:t>
+      <w:proofErr w:type="spellStart"/>
+      <w:r>
+        <w:rPr>
+          <w:rFonts w:ascii="Times New Roman" w:hAnsi="Times New Roman" w:cs="Times New Roman"/>
+          <w:sz w:val="28"/>
+          <w:szCs w:val="28"/>
+        </w:rPr>
+        <w:t>React</w:t>
+      </w:r>
+      <w:proofErr w:type="spellEnd"/>
+      <w:r>
+        <w:rPr>
+          <w:rFonts w:ascii="Times New Roman" w:hAnsi="Times New Roman" w:cs="Times New Roman"/>
+          <w:sz w:val="28"/>
+          <w:szCs w:val="28"/>
+        </w:rPr>
+        <w:t xml:space="preserve"> </w:t>
+      </w:r>
+      <w:proofErr w:type="spellStart"/>
+      <w:r>
+        <w:rPr>
+          <w:rFonts w:ascii="Times New Roman" w:hAnsi="Times New Roman" w:cs="Times New Roman"/>
+          <w:sz w:val="28"/>
+          <w:szCs w:val="28"/>
+        </w:rPr>
+        <w:t>Twitch</w:t>
+      </w:r>
+      <w:proofErr w:type="spellEnd"/>
+      <w:r>
+        <w:rPr>
+          <w:rFonts w:ascii="Times New Roman" w:hAnsi="Times New Roman" w:cs="Times New Roman"/>
+          <w:sz w:val="28"/>
+          <w:szCs w:val="28"/>
+        </w:rPr>
+        <w:t xml:space="preserve"> </w:t>
+      </w:r>
+      <w:proofErr w:type="spellStart"/>
+      <w:r>
+        <w:rPr>
+          <w:rFonts w:ascii="Times New Roman" w:hAnsi="Times New Roman" w:cs="Times New Roman"/>
+          <w:sz w:val="28"/>
+          <w:szCs w:val="28"/>
+        </w:rPr>
+        <w:t>Embed</w:t>
+      </w:r>
+      <w:proofErr w:type="spellEnd"/>
+      <w:r>
+        <w:rPr>
+          <w:rFonts w:ascii="Times New Roman" w:hAnsi="Times New Roman" w:cs="Times New Roman"/>
+          <w:sz w:val="28"/>
+          <w:szCs w:val="28"/>
+        </w:rPr>
+        <w:t xml:space="preserve"> Video</w:t>
       </w:r>
       <w:r>
         <w:rPr>
@@ -1573,8 +1913,36 @@
           <w:sz w:val="28"/>
           <w:szCs w:val="28"/>
         </w:rPr>
-        <w:t>Fejlesztői környezet: Visual Studio Code</w:t>
-      </w:r>
+        <w:t xml:space="preserve">Fejlesztői környezet: Visual </w:t>
+      </w:r>
+      <w:proofErr w:type="spellStart"/>
+      <w:r>
+        <w:rPr>
+          <w:rFonts w:ascii="Times New Roman" w:hAnsi="Times New Roman" w:cs="Times New Roman"/>
+          <w:sz w:val="28"/>
+          <w:szCs w:val="28"/>
+        </w:rPr>
+        <w:t>Studio</w:t>
+      </w:r>
+      <w:proofErr w:type="spellEnd"/>
+      <w:r>
+        <w:rPr>
+          <w:rFonts w:ascii="Times New Roman" w:hAnsi="Times New Roman" w:cs="Times New Roman"/>
+          <w:sz w:val="28"/>
+          <w:szCs w:val="28"/>
+        </w:rPr>
+        <w:t xml:space="preserve"> </w:t>
+      </w:r>
+      <w:proofErr w:type="spellStart"/>
+      <w:r>
+        <w:rPr>
+          <w:rFonts w:ascii="Times New Roman" w:hAnsi="Times New Roman" w:cs="Times New Roman"/>
+          <w:sz w:val="28"/>
+          <w:szCs w:val="28"/>
+        </w:rPr>
+        <w:t>Code</w:t>
+      </w:r>
+      <w:proofErr w:type="spellEnd"/>
     </w:p>
     <w:p>
       <w:pPr>
@@ -1692,6 +2060,7 @@
         </w:rPr>
         <w:t>-</w:t>
       </w:r>
+      <w:proofErr w:type="spellStart"/>
       <w:r>
         <w:rPr>
           <w:rFonts w:ascii="Times New Roman" w:hAnsi="Times New Roman" w:cs="Times New Roman"/>
@@ -1700,6 +2069,7 @@
         </w:rPr>
         <w:t>ra</w:t>
       </w:r>
+      <w:proofErr w:type="spellEnd"/>
       <w:r>
         <w:rPr>
           <w:rFonts w:ascii="Times New Roman" w:hAnsi="Times New Roman" w:cs="Times New Roman"/>
@@ -1768,8 +2138,20 @@
           <w:sz w:val="28"/>
           <w:szCs w:val="28"/>
         </w:rPr>
-        <w:t>.zip</w:t>
-      </w:r>
+        <w:t>.</w:t>
+      </w:r>
+      <w:proofErr w:type="spellStart"/>
+      <w:r>
+        <w:rPr>
+          <w:rFonts w:ascii="Times New Roman" w:hAnsi="Times New Roman" w:cs="Times New Roman"/>
+          <w:b/>
+          <w:bCs/>
+          <w:sz w:val="28"/>
+          <w:szCs w:val="28"/>
+        </w:rPr>
+        <w:t>zip</w:t>
+      </w:r>
+      <w:proofErr w:type="spellEnd"/>
       <w:r>
         <w:rPr>
           <w:rFonts w:ascii="Times New Roman" w:hAnsi="Times New Roman" w:cs="Times New Roman"/>
@@ -1804,16 +2186,40 @@
         </w:rPr>
         <w:t xml:space="preserve">, vagy használja a </w:t>
       </w:r>
-      <w:r>
-        <w:rPr>
-          <w:rFonts w:ascii="Times New Roman" w:hAnsi="Times New Roman" w:cs="Times New Roman"/>
-          <w:b/>
-          <w:bCs/>
-          <w:sz w:val="28"/>
-          <w:szCs w:val="28"/>
-        </w:rPr>
-        <w:t>Git/GitHub Desktop</w:t>
-      </w:r>
+      <w:proofErr w:type="spellStart"/>
+      <w:r>
+        <w:rPr>
+          <w:rFonts w:ascii="Times New Roman" w:hAnsi="Times New Roman" w:cs="Times New Roman"/>
+          <w:b/>
+          <w:bCs/>
+          <w:sz w:val="28"/>
+          <w:szCs w:val="28"/>
+        </w:rPr>
+        <w:t>Git</w:t>
+      </w:r>
+      <w:proofErr w:type="spellEnd"/>
+      <w:r>
+        <w:rPr>
+          <w:rFonts w:ascii="Times New Roman" w:hAnsi="Times New Roman" w:cs="Times New Roman"/>
+          <w:b/>
+          <w:bCs/>
+          <w:sz w:val="28"/>
+          <w:szCs w:val="28"/>
+        </w:rPr>
+        <w:t xml:space="preserve">/GitHub </w:t>
+      </w:r>
+      <w:proofErr w:type="spellStart"/>
+      <w:r>
+        <w:rPr>
+          <w:rFonts w:ascii="Times New Roman" w:hAnsi="Times New Roman" w:cs="Times New Roman"/>
+          <w:b/>
+          <w:bCs/>
+          <w:sz w:val="28"/>
+          <w:szCs w:val="28"/>
+        </w:rPr>
+        <w:t>Desktop</w:t>
+      </w:r>
+      <w:proofErr w:type="spellEnd"/>
       <w:r>
         <w:rPr>
           <w:rFonts w:ascii="Times New Roman" w:hAnsi="Times New Roman" w:cs="Times New Roman"/>
@@ -1830,6 +2236,7 @@
         </w:rPr>
         <w:t xml:space="preserve"> </w:t>
       </w:r>
+      <w:proofErr w:type="spellStart"/>
       <w:r>
         <w:rPr>
           <w:rFonts w:ascii="Times New Roman" w:hAnsi="Times New Roman" w:cs="Times New Roman"/>
@@ -1840,6 +2247,7 @@
         </w:rPr>
         <w:t>repository</w:t>
       </w:r>
+      <w:proofErr w:type="spellEnd"/>
       <w:r>
         <w:rPr>
           <w:rFonts w:ascii="Times New Roman" w:hAnsi="Times New Roman" w:cs="Times New Roman"/>
@@ -1894,7 +2302,43 @@
           <w:sz w:val="28"/>
           <w:szCs w:val="28"/>
         </w:rPr>
-        <w:t xml:space="preserve"> ajánljuk a Visual Studio Code fejlesztői környezet használatát, így az alábbi útmutató ezt fogja alkalmazni.</w:t>
+        <w:t xml:space="preserve"> ajánljuk a Visual </w:t>
+      </w:r>
+      <w:proofErr w:type="spellStart"/>
+      <w:r>
+        <w:rPr>
+          <w:rFonts w:ascii="Times New Roman" w:hAnsi="Times New Roman" w:cs="Times New Roman"/>
+          <w:sz w:val="28"/>
+          <w:szCs w:val="28"/>
+        </w:rPr>
+        <w:t>Studio</w:t>
+      </w:r>
+      <w:proofErr w:type="spellEnd"/>
+      <w:r>
+        <w:rPr>
+          <w:rFonts w:ascii="Times New Roman" w:hAnsi="Times New Roman" w:cs="Times New Roman"/>
+          <w:sz w:val="28"/>
+          <w:szCs w:val="28"/>
+        </w:rPr>
+        <w:t xml:space="preserve"> </w:t>
+      </w:r>
+      <w:proofErr w:type="spellStart"/>
+      <w:r>
+        <w:rPr>
+          <w:rFonts w:ascii="Times New Roman" w:hAnsi="Times New Roman" w:cs="Times New Roman"/>
+          <w:sz w:val="28"/>
+          <w:szCs w:val="28"/>
+        </w:rPr>
+        <w:t>Code</w:t>
+      </w:r>
+      <w:proofErr w:type="spellEnd"/>
+      <w:r>
+        <w:rPr>
+          <w:rFonts w:ascii="Times New Roman" w:hAnsi="Times New Roman" w:cs="Times New Roman"/>
+          <w:sz w:val="28"/>
+          <w:szCs w:val="28"/>
+        </w:rPr>
+        <w:t xml:space="preserve"> fejlesztői környezet használatát, így az alábbi útmutató ezt fogja alkalmazni.</w:t>
       </w:r>
     </w:p>
     <w:p>
@@ -2007,6 +2451,7 @@
         </w:rPr>
         <w:t xml:space="preserve">-t, azon belül az </w:t>
       </w:r>
+      <w:proofErr w:type="spellStart"/>
       <w:r>
         <w:rPr>
           <w:rFonts w:ascii="Times New Roman" w:hAnsi="Times New Roman" w:cs="Times New Roman"/>
@@ -2017,6 +2462,7 @@
         </w:rPr>
         <w:t>Apache</w:t>
       </w:r>
+      <w:proofErr w:type="spellEnd"/>
       <w:r>
         <w:rPr>
           <w:rFonts w:ascii="Times New Roman" w:hAnsi="Times New Roman" w:cs="Times New Roman"/>
@@ -2025,15 +2471,27 @@
         </w:rPr>
         <w:t xml:space="preserve"> és a </w:t>
       </w:r>
-      <w:r>
-        <w:rPr>
-          <w:rFonts w:ascii="Times New Roman" w:hAnsi="Times New Roman" w:cs="Times New Roman"/>
-          <w:b/>
-          <w:bCs/>
-          <w:sz w:val="28"/>
-          <w:szCs w:val="28"/>
-        </w:rPr>
-        <w:t>MySQL szervert</w:t>
+      <w:proofErr w:type="spellStart"/>
+      <w:r>
+        <w:rPr>
+          <w:rFonts w:ascii="Times New Roman" w:hAnsi="Times New Roman" w:cs="Times New Roman"/>
+          <w:b/>
+          <w:bCs/>
+          <w:sz w:val="28"/>
+          <w:szCs w:val="28"/>
+        </w:rPr>
+        <w:t>MySQL</w:t>
+      </w:r>
+      <w:proofErr w:type="spellEnd"/>
+      <w:r>
+        <w:rPr>
+          <w:rFonts w:ascii="Times New Roman" w:hAnsi="Times New Roman" w:cs="Times New Roman"/>
+          <w:b/>
+          <w:bCs/>
+          <w:sz w:val="28"/>
+          <w:szCs w:val="28"/>
+        </w:rPr>
+        <w:t xml:space="preserve"> szervert</w:t>
       </w:r>
       <w:r>
         <w:rPr>
@@ -2084,16 +2542,40 @@
         </w:rPr>
         <w:br/>
       </w:r>
-      <w:r>
-        <w:rPr>
-          <w:rFonts w:ascii="Times New Roman" w:hAnsi="Times New Roman" w:cs="Times New Roman"/>
-          <w:b/>
-          <w:bCs/>
-          <w:sz w:val="28"/>
-          <w:szCs w:val="28"/>
-        </w:rPr>
-        <w:t>localhost/phpmyadmin</w:t>
-      </w:r>
+      <w:proofErr w:type="spellStart"/>
+      <w:r>
+        <w:rPr>
+          <w:rFonts w:ascii="Times New Roman" w:hAnsi="Times New Roman" w:cs="Times New Roman"/>
+          <w:b/>
+          <w:bCs/>
+          <w:sz w:val="28"/>
+          <w:szCs w:val="28"/>
+        </w:rPr>
+        <w:t>localhost</w:t>
+      </w:r>
+      <w:proofErr w:type="spellEnd"/>
+      <w:r>
+        <w:rPr>
+          <w:rFonts w:ascii="Times New Roman" w:hAnsi="Times New Roman" w:cs="Times New Roman"/>
+          <w:b/>
+          <w:bCs/>
+          <w:sz w:val="28"/>
+          <w:szCs w:val="28"/>
+        </w:rPr>
+        <w:t>/</w:t>
+      </w:r>
+      <w:proofErr w:type="spellStart"/>
+      <w:r>
+        <w:rPr>
+          <w:rFonts w:ascii="Times New Roman" w:hAnsi="Times New Roman" w:cs="Times New Roman"/>
+          <w:b/>
+          <w:bCs/>
+          <w:sz w:val="28"/>
+          <w:szCs w:val="28"/>
+        </w:rPr>
+        <w:t>phpmyadmin</w:t>
+      </w:r>
+      <w:proofErr w:type="spellEnd"/>
       <w:r>
         <w:rPr>
           <w:rFonts w:ascii="Times New Roman" w:hAnsi="Times New Roman" w:cs="Times New Roman"/>
@@ -2110,8 +2592,20 @@
           <w:sz w:val="28"/>
           <w:szCs w:val="28"/>
         </w:rPr>
-        <w:t>127.0.0.1/phpmyadmin</w:t>
-      </w:r>
+        <w:t>127.0.0.1/</w:t>
+      </w:r>
+      <w:proofErr w:type="spellStart"/>
+      <w:r>
+        <w:rPr>
+          <w:rFonts w:ascii="Times New Roman" w:hAnsi="Times New Roman" w:cs="Times New Roman"/>
+          <w:b/>
+          <w:bCs/>
+          <w:sz w:val="28"/>
+          <w:szCs w:val="28"/>
+        </w:rPr>
+        <w:t>phpmyadmin</w:t>
+      </w:r>
+      <w:proofErr w:type="spellEnd"/>
     </w:p>
     <w:p>
       <w:pPr>
@@ -2191,6 +2685,7 @@
         </w:rPr>
         <w:t>„</w:t>
       </w:r>
+      <w:proofErr w:type="spellStart"/>
       <w:r>
         <w:rPr>
           <w:rFonts w:ascii="Times New Roman" w:hAnsi="Times New Roman" w:cs="Times New Roman"/>
@@ -2201,8 +2696,35 @@
           <w:sz w:val="28"/>
           <w:szCs w:val="28"/>
         </w:rPr>
-        <w:t>esport_database kényszerekkel.sql</w:t>
-      </w:r>
+        <w:t>esport_database</w:t>
+      </w:r>
+      <w:proofErr w:type="spellEnd"/>
+      <w:r>
+        <w:rPr>
+          <w:rFonts w:ascii="Times New Roman" w:hAnsi="Times New Roman" w:cs="Times New Roman"/>
+          <w:b/>
+          <w:bCs/>
+          <w:i/>
+          <w:iCs/>
+          <w:sz w:val="28"/>
+          <w:szCs w:val="28"/>
+        </w:rPr>
+        <w:t xml:space="preserve"> </w:t>
+      </w:r>
+      <w:proofErr w:type="spellStart"/>
+      <w:r>
+        <w:rPr>
+          <w:rFonts w:ascii="Times New Roman" w:hAnsi="Times New Roman" w:cs="Times New Roman"/>
+          <w:b/>
+          <w:bCs/>
+          <w:i/>
+          <w:iCs/>
+          <w:sz w:val="28"/>
+          <w:szCs w:val="28"/>
+        </w:rPr>
+        <w:t>kényszerekkel.sql</w:t>
+      </w:r>
+      <w:proofErr w:type="spellEnd"/>
       <w:r>
         <w:rPr>
           <w:rFonts w:ascii="Times New Roman" w:hAnsi="Times New Roman" w:cs="Times New Roman"/>
@@ -2425,15 +2947,27 @@
         </w:rPr>
         <w:t xml:space="preserve">A </w:t>
       </w:r>
-      <w:r>
-        <w:rPr>
-          <w:rFonts w:ascii="Times New Roman" w:hAnsi="Times New Roman" w:cs="Times New Roman"/>
-          <w:b/>
-          <w:bCs/>
-          <w:sz w:val="28"/>
-          <w:szCs w:val="28"/>
-        </w:rPr>
-        <w:t>node modulok</w:t>
+      <w:proofErr w:type="spellStart"/>
+      <w:r>
+        <w:rPr>
+          <w:rFonts w:ascii="Times New Roman" w:hAnsi="Times New Roman" w:cs="Times New Roman"/>
+          <w:b/>
+          <w:bCs/>
+          <w:sz w:val="28"/>
+          <w:szCs w:val="28"/>
+        </w:rPr>
+        <w:t>node</w:t>
+      </w:r>
+      <w:proofErr w:type="spellEnd"/>
+      <w:r>
+        <w:rPr>
+          <w:rFonts w:ascii="Times New Roman" w:hAnsi="Times New Roman" w:cs="Times New Roman"/>
+          <w:b/>
+          <w:bCs/>
+          <w:sz w:val="28"/>
+          <w:szCs w:val="28"/>
+        </w:rPr>
+        <w:t xml:space="preserve"> modulok</w:t>
       </w:r>
       <w:r>
         <w:rPr>
@@ -2443,15 +2977,27 @@
         </w:rPr>
         <w:t xml:space="preserve"> letöltéséhez futtassa le az „</w:t>
       </w:r>
-      <w:r>
-        <w:rPr>
-          <w:rFonts w:ascii="Times New Roman" w:hAnsi="Times New Roman" w:cs="Times New Roman"/>
-          <w:b/>
-          <w:bCs/>
-          <w:sz w:val="28"/>
-          <w:szCs w:val="28"/>
-        </w:rPr>
-        <w:t>npm i</w:t>
+      <w:proofErr w:type="spellStart"/>
+      <w:r>
+        <w:rPr>
+          <w:rFonts w:ascii="Times New Roman" w:hAnsi="Times New Roman" w:cs="Times New Roman"/>
+          <w:b/>
+          <w:bCs/>
+          <w:sz w:val="28"/>
+          <w:szCs w:val="28"/>
+        </w:rPr>
+        <w:t>npm</w:t>
+      </w:r>
+      <w:proofErr w:type="spellEnd"/>
+      <w:r>
+        <w:rPr>
+          <w:rFonts w:ascii="Times New Roman" w:hAnsi="Times New Roman" w:cs="Times New Roman"/>
+          <w:b/>
+          <w:bCs/>
+          <w:sz w:val="28"/>
+          <w:szCs w:val="28"/>
+        </w:rPr>
+        <w:t xml:space="preserve"> i</w:t>
       </w:r>
       <w:r>
         <w:rPr>
@@ -2484,8 +3030,27 @@
           <w:sz w:val="28"/>
           <w:szCs w:val="28"/>
         </w:rPr>
-        <w:t xml:space="preserve">A Prisma ORM végett az adatbázist a megfelelő parancsokkal le lehet generálni. Megtekinteni a sémafájlt a </w:t>
-      </w:r>
+        <w:t xml:space="preserve">A </w:t>
+      </w:r>
+      <w:proofErr w:type="spellStart"/>
+      <w:r>
+        <w:rPr>
+          <w:rFonts w:ascii="Times New Roman" w:hAnsi="Times New Roman" w:cs="Times New Roman"/>
+          <w:sz w:val="28"/>
+          <w:szCs w:val="28"/>
+        </w:rPr>
+        <w:t>Prisma</w:t>
+      </w:r>
+      <w:proofErr w:type="spellEnd"/>
+      <w:r>
+        <w:rPr>
+          <w:rFonts w:ascii="Times New Roman" w:hAnsi="Times New Roman" w:cs="Times New Roman"/>
+          <w:sz w:val="28"/>
+          <w:szCs w:val="28"/>
+        </w:rPr>
+        <w:t xml:space="preserve"> ORM végett az adatbázist a megfelelő parancsokkal le lehet generálni. Megtekinteni a sémafájlt a </w:t>
+      </w:r>
+      <w:proofErr w:type="spellStart"/>
       <w:r>
         <w:rPr>
           <w:rFonts w:ascii="Times New Roman" w:hAnsi="Times New Roman" w:cs="Times New Roman"/>
@@ -2496,6 +3061,7 @@
         </w:rPr>
         <w:t>prisma</w:t>
       </w:r>
+      <w:proofErr w:type="spellEnd"/>
       <w:r>
         <w:rPr>
           <w:rFonts w:ascii="Times New Roman" w:hAnsi="Times New Roman" w:cs="Times New Roman"/>
@@ -2512,6 +3078,7 @@
         </w:rPr>
         <w:t xml:space="preserve">, </w:t>
       </w:r>
+      <w:proofErr w:type="spellStart"/>
       <w:r>
         <w:rPr>
           <w:rFonts w:ascii="Times New Roman" w:hAnsi="Times New Roman" w:cs="Times New Roman"/>
@@ -2522,6 +3089,7 @@
         </w:rPr>
         <w:t>schema.prisma</w:t>
       </w:r>
+      <w:proofErr w:type="spellEnd"/>
       <w:r>
         <w:rPr>
           <w:rFonts w:ascii="Times New Roman" w:hAnsi="Times New Roman" w:cs="Times New Roman"/>
@@ -2546,8 +3114,20 @@
           <w:sz w:val="28"/>
           <w:szCs w:val="28"/>
         </w:rPr>
-        <w:t>.env</w:t>
-      </w:r>
+        <w:t>.</w:t>
+      </w:r>
+      <w:proofErr w:type="spellStart"/>
+      <w:r>
+        <w:rPr>
+          <w:rFonts w:ascii="Times New Roman" w:hAnsi="Times New Roman" w:cs="Times New Roman"/>
+          <w:b/>
+          <w:bCs/>
+          <w:sz w:val="28"/>
+          <w:szCs w:val="28"/>
+        </w:rPr>
+        <w:t>env</w:t>
+      </w:r>
+      <w:proofErr w:type="spellEnd"/>
       <w:r>
         <w:rPr>
           <w:rFonts w:ascii="Times New Roman" w:hAnsi="Times New Roman" w:cs="Times New Roman"/>
@@ -2556,6 +3136,7 @@
         </w:rPr>
         <w:t>” környezeti változóból fogja elérni, amely a következő: „</w:t>
       </w:r>
+      <w:proofErr w:type="spellStart"/>
       <w:r>
         <w:rPr>
           <w:rFonts w:ascii="Times New Roman" w:hAnsi="Times New Roman" w:cs="Times New Roman"/>
@@ -2564,7 +3145,40 @@
           <w:sz w:val="28"/>
           <w:szCs w:val="28"/>
         </w:rPr>
-        <w:t>mysql://root@localhost:3306/db_esport”</w:t>
+        <w:t>mysql</w:t>
+      </w:r>
+      <w:proofErr w:type="spellEnd"/>
+      <w:r>
+        <w:rPr>
+          <w:rFonts w:ascii="Times New Roman" w:hAnsi="Times New Roman" w:cs="Times New Roman"/>
+          <w:i/>
+          <w:iCs/>
+          <w:sz w:val="28"/>
+          <w:szCs w:val="28"/>
+        </w:rPr>
+        <w:t>://root@localhost:3306/</w:t>
+      </w:r>
+      <w:proofErr w:type="spellStart"/>
+      <w:r>
+        <w:rPr>
+          <w:rFonts w:ascii="Times New Roman" w:hAnsi="Times New Roman" w:cs="Times New Roman"/>
+          <w:i/>
+          <w:iCs/>
+          <w:sz w:val="28"/>
+          <w:szCs w:val="28"/>
+        </w:rPr>
+        <w:t>db_esport</w:t>
+      </w:r>
+      <w:proofErr w:type="spellEnd"/>
+      <w:r>
+        <w:rPr>
+          <w:rFonts w:ascii="Times New Roman" w:hAnsi="Times New Roman" w:cs="Times New Roman"/>
+          <w:i/>
+          <w:iCs/>
+          <w:sz w:val="28"/>
+          <w:szCs w:val="28"/>
+        </w:rPr>
+        <w:t>”</w:t>
       </w:r>
       <w:r>
         <w:rPr>
@@ -2601,16 +3215,84 @@
         </w:rPr>
         <w:t>Futtassa az „</w:t>
       </w:r>
-      <w:r>
-        <w:rPr>
-          <w:rFonts w:ascii="Times New Roman" w:hAnsi="Times New Roman" w:cs="Times New Roman"/>
-          <w:b/>
-          <w:bCs/>
-          <w:sz w:val="28"/>
-          <w:szCs w:val="28"/>
-        </w:rPr>
-        <w:t>npx prisma migrate dev</w:t>
-      </w:r>
+      <w:proofErr w:type="spellStart"/>
+      <w:r>
+        <w:rPr>
+          <w:rFonts w:ascii="Times New Roman" w:hAnsi="Times New Roman" w:cs="Times New Roman"/>
+          <w:b/>
+          <w:bCs/>
+          <w:sz w:val="28"/>
+          <w:szCs w:val="28"/>
+        </w:rPr>
+        <w:t>npx</w:t>
+      </w:r>
+      <w:proofErr w:type="spellEnd"/>
+      <w:r>
+        <w:rPr>
+          <w:rFonts w:ascii="Times New Roman" w:hAnsi="Times New Roman" w:cs="Times New Roman"/>
+          <w:b/>
+          <w:bCs/>
+          <w:sz w:val="28"/>
+          <w:szCs w:val="28"/>
+        </w:rPr>
+        <w:t xml:space="preserve"> </w:t>
+      </w:r>
+      <w:proofErr w:type="spellStart"/>
+      <w:r>
+        <w:rPr>
+          <w:rFonts w:ascii="Times New Roman" w:hAnsi="Times New Roman" w:cs="Times New Roman"/>
+          <w:b/>
+          <w:bCs/>
+          <w:sz w:val="28"/>
+          <w:szCs w:val="28"/>
+        </w:rPr>
+        <w:t>prisma</w:t>
+      </w:r>
+      <w:proofErr w:type="spellEnd"/>
+      <w:r>
+        <w:rPr>
+          <w:rFonts w:ascii="Times New Roman" w:hAnsi="Times New Roman" w:cs="Times New Roman"/>
+          <w:b/>
+          <w:bCs/>
+          <w:sz w:val="28"/>
+          <w:szCs w:val="28"/>
+        </w:rPr>
+        <w:t xml:space="preserve"> </w:t>
+      </w:r>
+      <w:proofErr w:type="spellStart"/>
+      <w:r>
+        <w:rPr>
+          <w:rFonts w:ascii="Times New Roman" w:hAnsi="Times New Roman" w:cs="Times New Roman"/>
+          <w:b/>
+          <w:bCs/>
+          <w:sz w:val="28"/>
+          <w:szCs w:val="28"/>
+        </w:rPr>
+        <w:t>migrate</w:t>
+      </w:r>
+      <w:proofErr w:type="spellEnd"/>
+      <w:r>
+        <w:rPr>
+          <w:rFonts w:ascii="Times New Roman" w:hAnsi="Times New Roman" w:cs="Times New Roman"/>
+          <w:b/>
+          <w:bCs/>
+          <w:sz w:val="28"/>
+          <w:szCs w:val="28"/>
+        </w:rPr>
+        <w:t xml:space="preserve"> </w:t>
+      </w:r>
+      <w:proofErr w:type="spellStart"/>
+      <w:r>
+        <w:rPr>
+          <w:rFonts w:ascii="Times New Roman" w:hAnsi="Times New Roman" w:cs="Times New Roman"/>
+          <w:b/>
+          <w:bCs/>
+          <w:sz w:val="28"/>
+          <w:szCs w:val="28"/>
+        </w:rPr>
+        <w:t>dev</w:t>
+      </w:r>
+      <w:proofErr w:type="spellEnd"/>
       <w:r>
         <w:rPr>
           <w:rFonts w:ascii="Times New Roman" w:hAnsi="Times New Roman" w:cs="Times New Roman"/>
@@ -2684,15 +3366,27 @@
         </w:rPr>
         <w:t>A program futásához futtassa az „</w:t>
       </w:r>
-      <w:r>
-        <w:rPr>
-          <w:rFonts w:ascii="Times New Roman" w:hAnsi="Times New Roman" w:cs="Times New Roman"/>
-          <w:b/>
-          <w:bCs/>
-          <w:sz w:val="28"/>
-          <w:szCs w:val="28"/>
-        </w:rPr>
-        <w:t>npm start</w:t>
+      <w:proofErr w:type="spellStart"/>
+      <w:r>
+        <w:rPr>
+          <w:rFonts w:ascii="Times New Roman" w:hAnsi="Times New Roman" w:cs="Times New Roman"/>
+          <w:b/>
+          <w:bCs/>
+          <w:sz w:val="28"/>
+          <w:szCs w:val="28"/>
+        </w:rPr>
+        <w:t>npm</w:t>
+      </w:r>
+      <w:proofErr w:type="spellEnd"/>
+      <w:r>
+        <w:rPr>
+          <w:rFonts w:ascii="Times New Roman" w:hAnsi="Times New Roman" w:cs="Times New Roman"/>
+          <w:b/>
+          <w:bCs/>
+          <w:sz w:val="28"/>
+          <w:szCs w:val="28"/>
+        </w:rPr>
+        <w:t xml:space="preserve"> start</w:t>
       </w:r>
       <w:r>
         <w:rPr>
@@ -2718,8 +3412,20 @@
           <w:sz w:val="28"/>
           <w:szCs w:val="28"/>
         </w:rPr>
-        <w:t>8000-es porton</w:t>
-      </w:r>
+        <w:t xml:space="preserve">8000-es </w:t>
+      </w:r>
+      <w:proofErr w:type="spellStart"/>
+      <w:r>
+        <w:rPr>
+          <w:rFonts w:ascii="Times New Roman" w:hAnsi="Times New Roman" w:cs="Times New Roman"/>
+          <w:b/>
+          <w:bCs/>
+          <w:sz w:val="28"/>
+          <w:szCs w:val="28"/>
+        </w:rPr>
+        <w:t>porton</w:t>
+      </w:r>
+      <w:proofErr w:type="spellEnd"/>
       <w:r>
         <w:rPr>
           <w:rFonts w:ascii="Times New Roman" w:hAnsi="Times New Roman" w:cs="Times New Roman"/>
@@ -2728,6 +3434,7 @@
         </w:rPr>
         <w:t xml:space="preserve"> érhető el </w:t>
       </w:r>
+      <w:proofErr w:type="spellStart"/>
       <w:r>
         <w:rPr>
           <w:rFonts w:ascii="Times New Roman" w:hAnsi="Times New Roman" w:cs="Times New Roman"/>
@@ -2738,6 +3445,7 @@
         </w:rPr>
         <w:t>localhost</w:t>
       </w:r>
+      <w:proofErr w:type="spellEnd"/>
       <w:r>
         <w:rPr>
           <w:rFonts w:ascii="Times New Roman" w:hAnsi="Times New Roman" w:cs="Times New Roman"/>
@@ -2878,6 +3586,7 @@
         </w:rPr>
         <w:t>„</w:t>
       </w:r>
+      <w:proofErr w:type="spellStart"/>
       <w:r>
         <w:rPr>
           <w:rFonts w:ascii="Times New Roman" w:hAnsi="Times New Roman" w:cs="Times New Roman"/>
@@ -2888,6 +3597,7 @@
         </w:rPr>
         <w:t>config</w:t>
       </w:r>
+      <w:proofErr w:type="spellEnd"/>
       <w:r>
         <w:rPr>
           <w:rFonts w:ascii="Times New Roman" w:hAnsi="Times New Roman" w:cs="Times New Roman"/>
@@ -2946,15 +3656,27 @@
         </w:rPr>
         <w:t xml:space="preserve">desen lekezelni, ha a böngészőbe beírja a fenti </w:t>
       </w:r>
-      <w:r>
-        <w:rPr>
-          <w:rFonts w:ascii="Times New Roman" w:hAnsi="Times New Roman" w:cs="Times New Roman"/>
-          <w:b/>
-          <w:bCs/>
-          <w:sz w:val="28"/>
-          <w:szCs w:val="28"/>
-        </w:rPr>
-        <w:t>localhost címet</w:t>
+      <w:proofErr w:type="spellStart"/>
+      <w:r>
+        <w:rPr>
+          <w:rFonts w:ascii="Times New Roman" w:hAnsi="Times New Roman" w:cs="Times New Roman"/>
+          <w:b/>
+          <w:bCs/>
+          <w:sz w:val="28"/>
+          <w:szCs w:val="28"/>
+        </w:rPr>
+        <w:t>localhost</w:t>
+      </w:r>
+      <w:proofErr w:type="spellEnd"/>
+      <w:r>
+        <w:rPr>
+          <w:rFonts w:ascii="Times New Roman" w:hAnsi="Times New Roman" w:cs="Times New Roman"/>
+          <w:b/>
+          <w:bCs/>
+          <w:sz w:val="28"/>
+          <w:szCs w:val="28"/>
+        </w:rPr>
+        <w:t xml:space="preserve"> címet</w:t>
       </w:r>
       <w:r>
         <w:rPr>
@@ -2964,6 +3686,7 @@
         </w:rPr>
         <w:t xml:space="preserve">, majd a kockázati figyelmeztetésnél </w:t>
       </w:r>
+      <w:proofErr w:type="spellStart"/>
       <w:r>
         <w:rPr>
           <w:rFonts w:ascii="Times New Roman" w:hAnsi="Times New Roman" w:cs="Times New Roman"/>
@@ -2974,6 +3697,7 @@
         </w:rPr>
         <w:t>továbblép</w:t>
       </w:r>
+      <w:proofErr w:type="spellEnd"/>
       <w:r>
         <w:rPr>
           <w:rFonts w:ascii="Times New Roman" w:hAnsi="Times New Roman" w:cs="Times New Roman"/>
@@ -3114,6 +3838,7 @@
         </w:rPr>
         <w:t>” mappa, ahol több mappa is. Ezek közül az „</w:t>
       </w:r>
+      <w:proofErr w:type="spellStart"/>
       <w:r>
         <w:rPr>
           <w:rFonts w:ascii="Times New Roman" w:hAnsi="Times New Roman" w:cs="Times New Roman"/>
@@ -3124,6 +3849,7 @@
         </w:rPr>
         <w:t>organizer</w:t>
       </w:r>
+      <w:proofErr w:type="spellEnd"/>
       <w:r>
         <w:rPr>
           <w:rFonts w:ascii="Times New Roman" w:hAnsi="Times New Roman" w:cs="Times New Roman"/>
@@ -3132,6 +3858,7 @@
         </w:rPr>
         <w:t>” és az „</w:t>
       </w:r>
+      <w:proofErr w:type="spellStart"/>
       <w:r>
         <w:rPr>
           <w:rFonts w:ascii="Times New Roman" w:hAnsi="Times New Roman" w:cs="Times New Roman"/>
@@ -3142,6 +3869,7 @@
         </w:rPr>
         <w:t>user</w:t>
       </w:r>
+      <w:proofErr w:type="spellEnd"/>
       <w:r>
         <w:rPr>
           <w:rFonts w:ascii="Times New Roman" w:hAnsi="Times New Roman" w:cs="Times New Roman"/>
@@ -3175,15 +3903,27 @@
         </w:rPr>
         <w:t>Nyisson a két mappához terminálokat, majd futtassa le az „</w:t>
       </w:r>
-      <w:r>
-        <w:rPr>
-          <w:rFonts w:ascii="Times New Roman" w:hAnsi="Times New Roman" w:cs="Times New Roman"/>
-          <w:b/>
-          <w:bCs/>
-          <w:sz w:val="28"/>
-          <w:szCs w:val="28"/>
-        </w:rPr>
-        <w:t>npm i</w:t>
+      <w:proofErr w:type="spellStart"/>
+      <w:r>
+        <w:rPr>
+          <w:rFonts w:ascii="Times New Roman" w:hAnsi="Times New Roman" w:cs="Times New Roman"/>
+          <w:b/>
+          <w:bCs/>
+          <w:sz w:val="28"/>
+          <w:szCs w:val="28"/>
+        </w:rPr>
+        <w:t>npm</w:t>
+      </w:r>
+      <w:proofErr w:type="spellEnd"/>
+      <w:r>
+        <w:rPr>
+          <w:rFonts w:ascii="Times New Roman" w:hAnsi="Times New Roman" w:cs="Times New Roman"/>
+          <w:b/>
+          <w:bCs/>
+          <w:sz w:val="28"/>
+          <w:szCs w:val="28"/>
+        </w:rPr>
+        <w:t xml:space="preserve"> i</w:t>
       </w:r>
       <w:r>
         <w:rPr>
@@ -3201,16 +3941,62 @@
         </w:rPr>
         <w:t xml:space="preserve"> Ha végzett a letöltés, akkor indítsa el a frontend programokat az „</w:t>
       </w:r>
-      <w:r>
-        <w:rPr>
-          <w:rFonts w:ascii="Times New Roman" w:hAnsi="Times New Roman" w:cs="Times New Roman"/>
-          <w:b/>
-          <w:bCs/>
-          <w:sz w:val="28"/>
-          <w:szCs w:val="28"/>
-        </w:rPr>
-        <w:t>npm run dev</w:t>
-      </w:r>
+      <w:proofErr w:type="spellStart"/>
+      <w:r>
+        <w:rPr>
+          <w:rFonts w:ascii="Times New Roman" w:hAnsi="Times New Roman" w:cs="Times New Roman"/>
+          <w:b/>
+          <w:bCs/>
+          <w:sz w:val="28"/>
+          <w:szCs w:val="28"/>
+        </w:rPr>
+        <w:t>npm</w:t>
+      </w:r>
+      <w:proofErr w:type="spellEnd"/>
+      <w:r>
+        <w:rPr>
+          <w:rFonts w:ascii="Times New Roman" w:hAnsi="Times New Roman" w:cs="Times New Roman"/>
+          <w:b/>
+          <w:bCs/>
+          <w:sz w:val="28"/>
+          <w:szCs w:val="28"/>
+        </w:rPr>
+        <w:t xml:space="preserve"> </w:t>
+      </w:r>
+      <w:proofErr w:type="spellStart"/>
+      <w:r>
+        <w:rPr>
+          <w:rFonts w:ascii="Times New Roman" w:hAnsi="Times New Roman" w:cs="Times New Roman"/>
+          <w:b/>
+          <w:bCs/>
+          <w:sz w:val="28"/>
+          <w:szCs w:val="28"/>
+        </w:rPr>
+        <w:t>run</w:t>
+      </w:r>
+      <w:proofErr w:type="spellEnd"/>
+      <w:r>
+        <w:rPr>
+          <w:rFonts w:ascii="Times New Roman" w:hAnsi="Times New Roman" w:cs="Times New Roman"/>
+          <w:b/>
+          <w:bCs/>
+          <w:sz w:val="28"/>
+          <w:szCs w:val="28"/>
+        </w:rPr>
+        <w:t xml:space="preserve"> </w:t>
+      </w:r>
+      <w:proofErr w:type="spellStart"/>
+      <w:r>
+        <w:rPr>
+          <w:rFonts w:ascii="Times New Roman" w:hAnsi="Times New Roman" w:cs="Times New Roman"/>
+          <w:b/>
+          <w:bCs/>
+          <w:sz w:val="28"/>
+          <w:szCs w:val="28"/>
+        </w:rPr>
+        <w:t>dev</w:t>
+      </w:r>
+      <w:proofErr w:type="spellEnd"/>
       <w:r>
         <w:rPr>
           <w:rFonts w:ascii="Times New Roman" w:hAnsi="Times New Roman" w:cs="Times New Roman"/>
@@ -3282,7 +4068,18 @@
           <w:sz w:val="28"/>
           <w:szCs w:val="28"/>
         </w:rPr>
-        <w:t xml:space="preserve"> frontend progra</w:t>
+        <w:t xml:space="preserve"> frontend </w:t>
+      </w:r>
+      <w:proofErr w:type="spellStart"/>
+      <w:r>
+        <w:rPr>
+          <w:rFonts w:ascii="Times New Roman" w:hAnsi="Times New Roman" w:cs="Times New Roman"/>
+          <w:b/>
+          <w:bCs/>
+          <w:sz w:val="28"/>
+          <w:szCs w:val="28"/>
+        </w:rPr>
+        <w:t>progra</w:t>
       </w:r>
       <w:r>
         <w:rPr>
@@ -3304,6 +4101,7 @@
         </w:rPr>
         <w:t>át</w:t>
       </w:r>
+      <w:proofErr w:type="spellEnd"/>
       <w:r>
         <w:rPr>
           <w:rFonts w:ascii="Times New Roman" w:hAnsi="Times New Roman" w:cs="Times New Roman"/>
@@ -3467,6 +4265,7 @@
         </w:rPr>
         <w:t>példasorok a „</w:t>
       </w:r>
+      <w:proofErr w:type="spellStart"/>
       <w:r>
         <w:rPr>
           <w:rFonts w:ascii="Times New Roman" w:hAnsi="Times New Roman" w:cs="Times New Roman"/>
@@ -3479,6 +4278,7 @@
         </w:rPr>
         <w:t>peldasorok.sql</w:t>
       </w:r>
+      <w:proofErr w:type="spellEnd"/>
       <w:r>
         <w:rPr>
           <w:rFonts w:ascii="Times New Roman" w:hAnsi="Times New Roman" w:cs="Times New Roman"/>
@@ -3487,6 +4287,7 @@
         </w:rPr>
         <w:t>” fájlban. Ezek közül a „</w:t>
       </w:r>
+      <w:proofErr w:type="spellStart"/>
       <w:r>
         <w:rPr>
           <w:rFonts w:ascii="Times New Roman" w:hAnsi="Times New Roman" w:cs="Times New Roman"/>
@@ -3497,6 +4298,7 @@
         </w:rPr>
         <w:t>Pictures</w:t>
       </w:r>
+      <w:proofErr w:type="spellEnd"/>
       <w:r>
         <w:rPr>
           <w:rFonts w:ascii="Times New Roman" w:hAnsi="Times New Roman" w:cs="Times New Roman"/>
@@ -3594,6 +4396,205 @@
           <w:szCs w:val="28"/>
         </w:rPr>
         <w:t>Más további teendője nincs.</w:t>
+      </w:r>
+    </w:p>
+    <w:p>
+      <w:pPr>
+        <w:pStyle w:val="Listaszerbekezds"/>
+        <w:numPr>
+          <w:ilvl w:val="2"/>
+          <w:numId w:val="4"/>
+        </w:numPr>
+        <w:spacing w:line="360" w:lineRule="auto"/>
+        <w:rPr>
+          <w:rFonts w:ascii="Times New Roman" w:hAnsi="Times New Roman" w:cs="Times New Roman"/>
+          <w:b/>
+          <w:bCs/>
+          <w:sz w:val="28"/>
+          <w:szCs w:val="28"/>
+        </w:rPr>
+      </w:pPr>
+      <w:r>
+        <w:rPr>
+          <w:rFonts w:ascii="Times New Roman" w:hAnsi="Times New Roman" w:cs="Times New Roman"/>
+          <w:sz w:val="28"/>
+          <w:szCs w:val="28"/>
+        </w:rPr>
+        <w:t xml:space="preserve">A példasorok felhasználóinak a </w:t>
+      </w:r>
+      <w:proofErr w:type="spellStart"/>
+      <w:r>
+        <w:rPr>
+          <w:rFonts w:ascii="Times New Roman" w:hAnsi="Times New Roman" w:cs="Times New Roman"/>
+          <w:sz w:val="28"/>
+          <w:szCs w:val="28"/>
+        </w:rPr>
+        <w:t>jelszava</w:t>
+      </w:r>
+      <w:proofErr w:type="spellEnd"/>
+      <w:r>
+        <w:rPr>
+          <w:rFonts w:ascii="Times New Roman" w:hAnsi="Times New Roman" w:cs="Times New Roman"/>
+          <w:sz w:val="28"/>
+          <w:szCs w:val="28"/>
+        </w:rPr>
+        <w:t xml:space="preserve"> a következő:</w:t>
+      </w:r>
+      <w:r>
+        <w:rPr>
+          <w:rFonts w:ascii="Times New Roman" w:hAnsi="Times New Roman" w:cs="Times New Roman"/>
+          <w:sz w:val="28"/>
+          <w:szCs w:val="28"/>
+        </w:rPr>
+        <w:br/>
+        <w:t>Titkosjelszo1@</w:t>
+      </w:r>
+    </w:p>
+    <w:p>
+      <w:pPr>
+        <w:pStyle w:val="Listaszerbekezds"/>
+        <w:numPr>
+          <w:ilvl w:val="2"/>
+          <w:numId w:val="4"/>
+        </w:numPr>
+        <w:spacing w:line="360" w:lineRule="auto"/>
+        <w:rPr>
+          <w:rFonts w:ascii="Times New Roman" w:hAnsi="Times New Roman" w:cs="Times New Roman"/>
+          <w:b/>
+          <w:bCs/>
+          <w:sz w:val="28"/>
+          <w:szCs w:val="28"/>
+        </w:rPr>
+      </w:pPr>
+      <w:r>
+        <w:rPr>
+          <w:rFonts w:ascii="Times New Roman" w:hAnsi="Times New Roman" w:cs="Times New Roman"/>
+          <w:sz w:val="28"/>
+          <w:szCs w:val="28"/>
+        </w:rPr>
+        <w:lastRenderedPageBreak/>
+        <w:t xml:space="preserve">Ha a frontend </w:t>
+      </w:r>
+      <w:r>
+        <w:rPr>
+          <w:rFonts w:ascii="Times New Roman" w:hAnsi="Times New Roman" w:cs="Times New Roman"/>
+          <w:b/>
+          <w:bCs/>
+          <w:i/>
+          <w:iCs/>
+          <w:sz w:val="28"/>
+          <w:szCs w:val="28"/>
+        </w:rPr>
+        <w:t>ERR_CERT_AUTHORITY_INVALID</w:t>
+      </w:r>
+      <w:r>
+        <w:rPr>
+          <w:rFonts w:ascii="Times New Roman" w:hAnsi="Times New Roman" w:cs="Times New Roman"/>
+          <w:sz w:val="28"/>
+          <w:szCs w:val="28"/>
+        </w:rPr>
+        <w:t xml:space="preserve"> hibát dobja a konzolban, akkor</w:t>
+      </w:r>
+      <w:r>
+        <w:rPr>
+          <w:rFonts w:ascii="Times New Roman" w:hAnsi="Times New Roman" w:cs="Times New Roman"/>
+          <w:sz w:val="28"/>
+          <w:szCs w:val="28"/>
+        </w:rPr>
+        <w:t xml:space="preserve"> ugyan</w:t>
+      </w:r>
+      <w:r>
+        <w:rPr>
+          <w:rFonts w:ascii="Times New Roman" w:hAnsi="Times New Roman" w:cs="Times New Roman"/>
+          <w:sz w:val="28"/>
+          <w:szCs w:val="28"/>
+        </w:rPr>
+        <w:t xml:space="preserve"> abban a böngészőben ahol a frontend fut, </w:t>
+      </w:r>
+      <w:r>
+        <w:rPr>
+          <w:rFonts w:ascii="Times New Roman" w:hAnsi="Times New Roman" w:cs="Times New Roman"/>
+          <w:b/>
+          <w:bCs/>
+          <w:sz w:val="28"/>
+          <w:szCs w:val="28"/>
+        </w:rPr>
+        <w:t>meg kell meg kell nyitni</w:t>
+      </w:r>
+      <w:r>
+        <w:rPr>
+          <w:rFonts w:ascii="Times New Roman" w:hAnsi="Times New Roman" w:cs="Times New Roman"/>
+          <w:sz w:val="28"/>
+          <w:szCs w:val="28"/>
+        </w:rPr>
+        <w:t xml:space="preserve"> a backend URL-jét is (</w:t>
+      </w:r>
+      <w:hyperlink r:id="rId9" w:history="1">
+        <w:r>
+          <w:rPr>
+            <w:rStyle w:val="Hiperhivatkozs"/>
+            <w:rFonts w:ascii="Times New Roman" w:hAnsi="Times New Roman" w:cs="Times New Roman"/>
+            <w:b/>
+            <w:bCs/>
+            <w:sz w:val="28"/>
+            <w:szCs w:val="28"/>
+          </w:rPr>
+          <w:t>https://localhost:8000</w:t>
+        </w:r>
+      </w:hyperlink>
+      <w:r>
+        <w:rPr>
+          <w:rFonts w:ascii="Times New Roman" w:hAnsi="Times New Roman" w:cs="Times New Roman"/>
+          <w:b/>
+          <w:bCs/>
+          <w:sz w:val="28"/>
+          <w:szCs w:val="28"/>
+        </w:rPr>
+        <w:t>)</w:t>
+      </w:r>
+      <w:r>
+        <w:rPr>
+          <w:rFonts w:ascii="Times New Roman" w:hAnsi="Times New Roman" w:cs="Times New Roman"/>
+          <w:b/>
+          <w:bCs/>
+          <w:sz w:val="28"/>
+          <w:szCs w:val="28"/>
+        </w:rPr>
+        <w:t xml:space="preserve">. </w:t>
+      </w:r>
+      <w:r>
+        <w:rPr>
+          <w:rFonts w:ascii="Times New Roman" w:hAnsi="Times New Roman" w:cs="Times New Roman"/>
+          <w:b/>
+          <w:bCs/>
+          <w:sz w:val="28"/>
+          <w:szCs w:val="28"/>
+        </w:rPr>
+        <w:br/>
+      </w:r>
+      <w:r>
+        <w:rPr>
+          <w:rFonts w:ascii="Times New Roman" w:hAnsi="Times New Roman" w:cs="Times New Roman"/>
+          <w:sz w:val="28"/>
+          <w:szCs w:val="28"/>
+        </w:rPr>
+        <w:t>Ezzel a böngésző elfogadja a nem hitelesített tan</w:t>
+      </w:r>
+      <w:r>
+        <w:rPr>
+          <w:rFonts w:ascii="Times New Roman" w:hAnsi="Times New Roman" w:cs="Times New Roman"/>
+          <w:sz w:val="28"/>
+          <w:szCs w:val="28"/>
+        </w:rPr>
+        <w:t>ú</w:t>
+      </w:r>
+      <w:r>
+        <w:rPr>
+          <w:rFonts w:ascii="Times New Roman" w:hAnsi="Times New Roman" w:cs="Times New Roman"/>
+          <w:sz w:val="28"/>
+          <w:szCs w:val="28"/>
+        </w:rPr>
+        <w:t>sítványt, és a kapcsolat működni fog a frontend és a backend között.</w:t>
       </w:r>
     </w:p>
     <w:p>
@@ -3609,12 +4610,12 @@
       </w:pPr>
     </w:p>
     <w:sectPr>
-      <w:headerReference w:type="even" r:id="rId9"/>
-      <w:headerReference w:type="default" r:id="rId10"/>
-      <w:footerReference w:type="even" r:id="rId11"/>
-      <w:footerReference w:type="default" r:id="rId12"/>
-      <w:headerReference w:type="first" r:id="rId13"/>
-      <w:footerReference w:type="first" r:id="rId14"/>
+      <w:headerReference w:type="even" r:id="rId10"/>
+      <w:headerReference w:type="default" r:id="rId11"/>
+      <w:footerReference w:type="even" r:id="rId12"/>
+      <w:footerReference w:type="default" r:id="rId13"/>
+      <w:headerReference w:type="first" r:id="rId14"/>
+      <w:footerReference w:type="first" r:id="rId15"/>
       <w:pgSz w:w="11906" w:h="16838"/>
       <w:pgMar w:top="1417" w:right="1417" w:bottom="1417" w:left="1417" w:header="708" w:footer="708" w:gutter="0"/>
       <w:cols w:space="708"/>
@@ -3687,8 +4688,13 @@
     <w:pPr>
       <w:pStyle w:val="llb"/>
     </w:pPr>
+    <w:proofErr w:type="spellStart"/>
     <w:r>
-      <w:t>Gedovics Krisztián 14/D |  (</w:t>
+      <w:t>Gedovics</w:t>
+    </w:r>
+    <w:proofErr w:type="spellEnd"/>
+    <w:r>
+      <w:t xml:space="preserve"> Krisztián 14/D |  (</w:t>
     </w:r>
     <w:hyperlink r:id="rId2" w:history="1">
       <w:r>
